--- a/各位老师同学好.docx
+++ b/各位老师同学好.docx
@@ -57,7 +57,19 @@
         <w:rPr>
           <w:rFonts w:hint="eastAsia"/>
         </w:rPr>
-        <w:t>对云厂商而言，全球性能测量</w:t>
+        <w:t>结合项目需求</w:t>
+      </w:r>
+      <w:r>
+        <w:rPr>
+          <w:rFonts w:hint="eastAsia"/>
+        </w:rPr>
+        <w:t>，全球性能测量</w:t>
+      </w:r>
+      <w:r>
+        <w:rPr>
+          <w:rFonts w:hint="eastAsia"/>
+        </w:rPr>
+        <w:t>对云厂商</w:t>
       </w:r>
       <w:r>
         <w:rPr>
@@ -177,6 +189,126 @@
       </w:r>
     </w:p>
     <w:p>
+      <w:r>
+        <w:tab/>
+      </w:r>
+      <w:r>
+        <w:rPr>
+          <w:rFonts w:hint="eastAsia"/>
+        </w:rPr>
+        <w:t>系统架构设计如下，首先通过DNS等方式收集活跃地址，并根据边界网关前缀进行匹配过滤，得到种子地址。在性能探测和异常检测阶段，首先对种子地址进行模式挖掘，而后根据Top</w:t>
+      </w:r>
+      <w:r>
+        <w:t xml:space="preserve"> </w:t>
+      </w:r>
+      <w:r>
+        <w:rPr>
+          <w:rFonts w:hint="eastAsia"/>
+        </w:rPr>
+        <w:t>ASN、业务流量分布</w:t>
+      </w:r>
+      <w:r>
+        <w:rPr>
+          <w:rFonts w:hint="eastAsia"/>
+        </w:rPr>
+        <w:t>、未覆盖情况等选择目标前缀，将挖掘的模式进行迁移。利用模式进行目标地址生成和可达性探测，每次地址探索时增量学习历史信息。而后进行地址选择和收敛，持续探测互联网性能。最后根据探测结果进行异常检测和故障分析</w:t>
+      </w:r>
+      <w:r>
+        <w:rPr>
+          <w:rFonts w:hint="eastAsia"/>
+        </w:rPr>
+        <w:t>。</w:t>
+      </w:r>
+    </w:p>
+    <w:p>
+      <w:r>
+        <w:tab/>
+      </w:r>
+      <w:r>
+        <w:rPr>
+          <w:rFonts w:hint="eastAsia"/>
+        </w:rPr>
+        <w:t>相关工作从目标地址生成、网络探测和异常检测三方面展开。</w:t>
+      </w:r>
+    </w:p>
+    <w:p>
+      <w:r>
+        <w:tab/>
+      </w:r>
+      <w:r>
+        <w:rPr>
+          <w:rFonts w:hint="eastAsia"/>
+        </w:rPr>
+        <w:t>IPv6地址获取分为被动获取</w:t>
+      </w:r>
+      <w:r>
+        <w:rPr>
+          <w:rFonts w:hint="eastAsia"/>
+        </w:rPr>
+        <w:t>和主动生成，被动获取包含xxx。</w:t>
+      </w:r>
+    </w:p>
+    <w:p>
+      <w:r>
+        <w:tab/>
+      </w:r>
+      <w:r>
+        <w:rPr>
+          <w:rFonts w:hint="eastAsia"/>
+        </w:rPr>
+        <w:t>主动生成可以分为种子场景和无种子场景。统计方法支持大规模探索，</w:t>
+      </w:r>
+      <w:r>
+        <w:rPr>
+          <w:rFonts w:hint="eastAsia"/>
+        </w:rPr>
+        <w:t>密度、结构、结构层次。</w:t>
+      </w:r>
+      <w:r>
+        <w:rPr>
+          <w:rFonts w:hint="eastAsia"/>
+        </w:rPr>
+        <w:t>深度学习方法对细粒度特征进行学习。</w:t>
+      </w:r>
+    </w:p>
+    <w:p>
+      <w:r>
+        <w:tab/>
+      </w:r>
+      <w:r>
+        <w:rPr>
+          <w:rFonts w:hint="eastAsia"/>
+        </w:rPr>
+        <w:t>无种子场景中，</w:t>
+      </w:r>
+      <w:proofErr w:type="spellStart"/>
+      <w:r>
+        <w:rPr>
+          <w:rFonts w:hint="eastAsia"/>
+        </w:rPr>
+        <w:t>AddrMiner</w:t>
+      </w:r>
+      <w:proofErr w:type="spellEnd"/>
+      <w:r>
+        <w:rPr>
+          <w:rFonts w:hint="eastAsia"/>
+        </w:rPr>
+        <w:t>利用相关AS地址分配模式具有相似性，基于WHOIS信息进行模式迁移。6Genos</w:t>
+      </w:r>
+      <w:r>
+        <w:rPr>
+          <w:rFonts w:hint="eastAsia"/>
+        </w:rPr>
+        <w:t>假设从种子前缀中学习的模式也适用于无种子前缀</w:t>
+      </w:r>
+      <w:r>
+        <w:rPr>
+          <w:rFonts w:hint="eastAsia"/>
+        </w:rPr>
+        <w:t>，选择熵值更低、出现频率更高的通用模式。</w:t>
+      </w:r>
+    </w:p>
+    <w:p>
       <w:pPr>
         <w:rPr>
           <w:rFonts w:hint="eastAsia"/>
@@ -189,29 +321,16 @@
         <w:rPr>
           <w:rFonts w:hint="eastAsia"/>
         </w:rPr>
-        <w:t>系统架构设计如下，首先通过DNS等方式收集活跃地址，并根据边界网关前缀进行匹配过滤，得到种子地址。在性能探测和异常检测阶段，首先对种子地址进行模式挖掘，而后根据Top</w:t>
-      </w:r>
-      <w:r>
-        <w:t xml:space="preserve"> </w:t>
-      </w:r>
-      <w:r>
-        <w:rPr>
-          <w:rFonts w:hint="eastAsia"/>
-        </w:rPr>
-        <w:t>ASN、业务流量分布</w:t>
-      </w:r>
-      <w:r>
-        <w:rPr>
-          <w:rFonts w:hint="eastAsia"/>
-        </w:rPr>
-        <w:t>、未覆盖情况等选择目标前缀，将挖掘的模式进行迁移。利用模式进行目标地址生成和可达性探测，每次地址探索时增量学习历史信息。而后进行地址选择和收敛，持续探测互联网性能。最后根据探测结果进行异常检测和故障分析</w:t>
-      </w:r>
-      <w:r>
-        <w:rPr>
-          <w:rFonts w:hint="eastAsia"/>
-        </w:rPr>
-        <w:t>。</w:t>
-      </w:r>
+        <w:t>网络性能测量与异常检测的目的是通过发送与业务流量相类似的探测流量，以反映网络真实状况， 根据探测的时延和丢包检测网络是否出现异常和故障。</w:t>
+      </w:r>
+      <w:proofErr w:type="spellStart"/>
+      <w:r>
+        <w:rPr>
+          <w:rFonts w:hint="eastAsia"/>
+        </w:rPr>
+        <w:t>Pingmesh</w:t>
+      </w:r>
+      <w:proofErr w:type="spellEnd"/>
     </w:p>
     <w:sectPr>
       <w:pgSz w:w="11906" w:h="16838"/>
